--- a/SQL Test Document (Tableau).docx
+++ b/SQL Test Document (Tableau).docx
@@ -134,15 +134,14 @@
                 <w:sz w:val="24"/>
                 <w:szCs w:val="24"/>
               </w:rPr>
-              <w:t xml:space="preserve">Ekaterina </w:t>
-            </w:r>
-            <w:proofErr w:type="spellStart"/>
-            <w:r>
-              <w:rPr>
-                <w:sz w:val="24"/>
-                <w:szCs w:val="24"/>
-              </w:rPr>
-              <w:t>Khamyshkeeva</w:t>
+              <w:t>by Bhukya Suresh</w:t>
+            </w:r>
+            <w:proofErr w:type="spellStart"/>
+            <w:r>
+              <w:rPr>
+                <w:sz w:val="24"/>
+                <w:szCs w:val="24"/>
+              </w:rPr>
             </w:r>
             <w:proofErr w:type="spellEnd"/>
           </w:p>
@@ -1190,7 +1189,6 @@
               <w:spacing w:line="360" w:lineRule="auto"/>
             </w:pPr>
             <w:r>
-              <w:lastRenderedPageBreak/>
               <w:t>where attrition='Yes'</w:t>
             </w:r>
           </w:p>
@@ -1244,7 +1242,6 @@
                 <w:sz w:val="24"/>
                 <w:szCs w:val="24"/>
               </w:rPr>
-              <w:lastRenderedPageBreak/>
               <w:t>Pass</w:t>
             </w:r>
           </w:p>
@@ -1866,7 +1863,6 @@
               <w:spacing w:line="360" w:lineRule="auto"/>
             </w:pPr>
             <w:r>
-              <w:lastRenderedPageBreak/>
               <w:t xml:space="preserve">round((cast(count(attrition) as numeric) / (select count(attrition) from </w:t>
             </w:r>
             <w:proofErr w:type="spellStart"/>
@@ -1965,7 +1961,6 @@
                 <w:sz w:val="24"/>
                 <w:szCs w:val="24"/>
               </w:rPr>
-              <w:lastRenderedPageBreak/>
               <w:t>Pass</w:t>
             </w:r>
           </w:p>
@@ -2270,7 +2265,6 @@
           <w:sz w:val="28"/>
           <w:szCs w:val="28"/>
         </w:rPr>
-        <w:lastRenderedPageBreak/>
         <w:t>Test Result</w:t>
       </w:r>
       <w:r>

--- a/SQL Test Document (Tableau).docx
+++ b/SQL Test Document (Tableau).docx
@@ -134,7 +134,7 @@
                 <w:sz w:val="24"/>
                 <w:szCs w:val="24"/>
               </w:rPr>
-              <w:t>by Bhukya Suresh</w:t>
+              <w:t>Bhukya Suresh | IIT Indore | ID: 230005010</w:t>
             </w:r>
             <w:proofErr w:type="spellStart"/>
             <w:r>
